--- a/CONG TY VENUS/ThayDoiThanhVien_26_5_2026/Venus_uyquyen.docx
+++ b/CONG TY VENUS/ThayDoiThanhVien_26_5_2026/Venus_uyquyen.docx
@@ -89,16 +89,7 @@
           <w:sz w:val="24"/>
           <w:szCs w:val="24"/>
         </w:rPr>
-        <w:t>2</w:t>
-      </w:r>
-      <w:r>
-        <w:rPr>
-          <w:rFonts w:ascii="Times New Roman" w:hAnsi="Times New Roman" w:cs="Times New Roman"/>
-          <w:color w:val="000000" w:themeColor="text1"/>
-          <w:sz w:val="24"/>
-          <w:szCs w:val="24"/>
-        </w:rPr>
-        <w:t>3</w:t>
+        <w:t>26</w:t>
       </w:r>
       <w:r>
         <w:rPr>
@@ -116,16 +107,25 @@
           <w:sz w:val="24"/>
           <w:szCs w:val="24"/>
         </w:rPr>
-        <w:t>9</w:t>
-      </w:r>
-      <w:r>
-        <w:rPr>
-          <w:rFonts w:ascii="Times New Roman" w:hAnsi="Times New Roman" w:cs="Times New Roman"/>
-          <w:color w:val="000000" w:themeColor="text1"/>
-          <w:sz w:val="24"/>
-          <w:szCs w:val="24"/>
-        </w:rPr>
-        <w:t xml:space="preserve"> năm 2025</w:t>
+        <w:t>5</w:t>
+      </w:r>
+      <w:r>
+        <w:rPr>
+          <w:rFonts w:ascii="Times New Roman" w:hAnsi="Times New Roman" w:cs="Times New Roman"/>
+          <w:color w:val="000000" w:themeColor="text1"/>
+          <w:sz w:val="24"/>
+          <w:szCs w:val="24"/>
+        </w:rPr>
+        <w:t xml:space="preserve"> năm 202</w:t>
+      </w:r>
+      <w:r>
+        <w:rPr>
+          <w:rFonts w:ascii="Times New Roman" w:hAnsi="Times New Roman" w:cs="Times New Roman"/>
+          <w:color w:val="000000" w:themeColor="text1"/>
+          <w:sz w:val="24"/>
+          <w:szCs w:val="24"/>
+        </w:rPr>
+        <w:t>6</w:t>
       </w:r>
     </w:p>
     <w:p>
@@ -368,78 +368,57 @@
           <w:szCs w:val="24"/>
           <w:lang w:eastAsia="zh-CN"/>
         </w:rPr>
+        <w:t>:</w:t>
+      </w:r>
+      <w:r>
+        <w:rPr>
+          <w:rFonts w:ascii="Times New Roman" w:eastAsia="Times New Roman" w:hAnsi="Times New Roman" w:cs="Times New Roman"/>
+          <w:b/>
+          <w:bCs/>
+          <w:color w:val="000000" w:themeColor="text1"/>
+          <w:sz w:val="24"/>
+          <w:szCs w:val="24"/>
+          <w:lang w:val="sv-SE"/>
+        </w:rPr>
         <w:t xml:space="preserve"> </w:t>
       </w:r>
       <w:r>
         <w:rPr>
-          <w:rFonts w:ascii="Times New Roman" w:hAnsi="Times New Roman" w:cs="Times New Roman"/>
-          <w:color w:val="000000"/>
-          <w:sz w:val="24"/>
-          <w:szCs w:val="24"/>
-          <w:lang w:eastAsia="zh-CN"/>
-        </w:rPr>
-        <w:t xml:space="preserve"> :</w:t>
-      </w:r>
-      <w:r>
-        <w:rPr>
           <w:rFonts w:ascii="Times New Roman" w:eastAsia="Times New Roman" w:hAnsi="Times New Roman" w:cs="Times New Roman"/>
           <w:b/>
-          <w:bCs/>
-          <w:color w:val="000000" w:themeColor="text1"/>
-          <w:sz w:val="24"/>
-          <w:szCs w:val="24"/>
-          <w:lang w:val="sv-SE"/>
+          <w:color w:val="000000" w:themeColor="text1"/>
+          <w:sz w:val="24"/>
+          <w:szCs w:val="24"/>
+          <w:lang w:eastAsia="zh-CN"/>
+        </w:rPr>
+        <w:t>PHẠM CÔNG SANG</w:t>
+      </w:r>
+      <w:r>
+        <w:rPr>
+          <w:rFonts w:ascii="Times New Roman" w:hAnsi="Times New Roman" w:cs="Times New Roman"/>
+          <w:color w:val="000000"/>
+          <w:sz w:val="24"/>
+          <w:szCs w:val="24"/>
+          <w:lang w:eastAsia="zh-CN"/>
+        </w:rPr>
+        <w:t>,</w:t>
+      </w:r>
+      <w:r>
+        <w:rPr>
+          <w:sz w:val="24"/>
+          <w:szCs w:val="24"/>
         </w:rPr>
         <w:t xml:space="preserve"> </w:t>
       </w:r>
       <w:r>
         <w:rPr>
-          <w:rFonts w:ascii="Times New Roman" w:eastAsia="Times New Roman" w:hAnsi="Times New Roman" w:cs="Times New Roman"/>
-          <w:b/>
-          <w:color w:val="000000" w:themeColor="text1"/>
-          <w:sz w:val="24"/>
-          <w:szCs w:val="24"/>
-          <w:lang w:eastAsia="zh-CN"/>
-        </w:rPr>
-        <w:t>TRẦN THỊ THU HIỀN</w:t>
-      </w:r>
-      <w:r>
-        <w:rPr>
-          <w:rFonts w:ascii="Times New Roman" w:hAnsi="Times New Roman" w:cs="Times New Roman"/>
-          <w:color w:val="000000"/>
-          <w:sz w:val="24"/>
-          <w:szCs w:val="24"/>
-          <w:lang w:eastAsia="zh-CN"/>
-        </w:rPr>
-        <w:t>,</w:t>
-      </w:r>
-      <w:r>
-        <w:rPr>
-          <w:sz w:val="24"/>
-          <w:szCs w:val="24"/>
-        </w:rPr>
-        <w:t xml:space="preserve"> </w:t>
-      </w:r>
-      <w:r>
-        <w:rPr>
-          <w:rFonts w:ascii="Times New Roman" w:hAnsi="Times New Roman" w:cs="Times New Roman"/>
-          <w:color w:val="000000"/>
-          <w:sz w:val="24"/>
-          <w:szCs w:val="24"/>
-          <w:lang w:eastAsia="zh-CN"/>
-        </w:rPr>
-        <w:t>Chủ tịch HĐTV kiêm Giám đốc</w:t>
-      </w:r>
-      <w:r>
-        <w:rPr>
-          <w:rFonts w:ascii="Times New Roman" w:hAnsi="Times New Roman" w:cs="Times New Roman"/>
-          <w:b/>
-          <w:color w:val="000000"/>
-          <w:sz w:val="24"/>
-          <w:szCs w:val="24"/>
-          <w:lang w:eastAsia="zh-CN"/>
-        </w:rPr>
-        <w:t xml:space="preserve"> </w:t>
+          <w:rFonts w:ascii="Times New Roman" w:hAnsi="Times New Roman" w:cs="Times New Roman"/>
+          <w:color w:val="000000"/>
+          <w:sz w:val="24"/>
+          <w:szCs w:val="24"/>
+          <w:lang w:eastAsia="zh-CN"/>
+        </w:rPr>
+        <w:t xml:space="preserve">Chủ tịch HĐTV </w:t>
       </w:r>
       <w:r>
         <w:rPr>
@@ -485,7 +464,7 @@
           <w:szCs w:val="24"/>
           <w:lang w:eastAsia="zh-CN"/>
         </w:rPr>
-        <w:t>Số 883/23 Lê Hồng Phong, Khu 07, Phường Thủ Dầu Một, Thành phố Hồ Chí Minh, Việt Nam</w:t>
+        <w:t>Số Nhà 224, Ấp Mỹ Đạo, Xã Nhựt Tảo, Tỉnh Tây Ninh</w:t>
       </w:r>
       <w:r>
         <w:rPr>
@@ -530,7 +509,7 @@
           <w:szCs w:val="24"/>
           <w:lang w:eastAsia="zh-CN"/>
         </w:rPr>
-        <w:t>0854897783</w:t>
+        <w:t>0962952873</w:t>
       </w:r>
     </w:p>
     <w:p>
@@ -1113,7 +1092,7 @@
           <w:sz w:val="24"/>
           <w:szCs w:val="24"/>
         </w:rPr>
-        <w:t>3</w:t>
+        <w:t>6</w:t>
       </w:r>
       <w:r>
         <w:rPr>
@@ -1132,7 +1111,26 @@
           <w:sz w:val="24"/>
           <w:szCs w:val="24"/>
         </w:rPr>
-        <w:t>9</w:t>
+        <w:t>5</w:t>
+      </w:r>
+      <w:r>
+        <w:rPr>
+          <w:rFonts w:ascii="Times New Roman" w:hAnsi="Times New Roman" w:cs="Times New Roman"/>
+          <w:color w:val="000000" w:themeColor="text1"/>
+          <w:sz w:val="24"/>
+          <w:szCs w:val="24"/>
+          <w:lang w:val="vi-VN"/>
+        </w:rPr>
+        <w:t xml:space="preserve"> năm 202</w:t>
+      </w:r>
+      <w:r>
+        <w:rPr>
+          <w:rFonts w:ascii="Times New Roman" w:hAnsi="Times New Roman" w:cs="Times New Roman"/>
+          <w:color w:val="000000" w:themeColor="text1"/>
+          <w:sz w:val="24"/>
+          <w:szCs w:val="24"/>
+        </w:rPr>
+        <w:t>6</w:t>
       </w:r>
       <w:bookmarkStart w:id="0" w:name="_GoBack"/>
       <w:bookmarkEnd w:id="0"/>
@@ -1144,16 +1142,6 @@
           <w:szCs w:val="24"/>
           <w:lang w:val="vi-VN"/>
         </w:rPr>
-        <w:t xml:space="preserve"> năm 2025</w:t>
-      </w:r>
-      <w:r>
-        <w:rPr>
-          <w:rFonts w:ascii="Times New Roman" w:hAnsi="Times New Roman" w:cs="Times New Roman"/>
-          <w:color w:val="000000" w:themeColor="text1"/>
-          <w:sz w:val="24"/>
-          <w:szCs w:val="24"/>
-          <w:lang w:val="vi-VN"/>
-        </w:rPr>
         <w:t xml:space="preserve"> cho đến khi công việc được hoàn tất./. </w:t>
       </w:r>
     </w:p>
@@ -1235,9 +1223,9 @@
           <w:color w:val="000000" w:themeColor="text1"/>
           <w:sz w:val="24"/>
           <w:szCs w:val="24"/>
-          <w:lang w:val="vi-VN" w:eastAsia="zh-CN"/>
-        </w:rPr>
-        <w:t>TRẦN THỊ THU HIỀN</w:t>
+          <w:lang w:eastAsia="zh-CN"/>
+        </w:rPr>
+        <w:t>PHẠM CÔNG SANG</w:t>
       </w:r>
     </w:p>
     <w:sectPr>
